--- a/Doccuments/Proposal 2.docx
+++ b/Doccuments/Proposal 2.docx
@@ -1262,7 +1262,31 @@
         <w:rPr>
           <w:rFonts w:ascii="Aptos" w:hAnsi="Aptos"/>
         </w:rPr>
-        <w:t xml:space="preserve">The website will be developed using HTML and CSS in Visual Studio </w:t>
+        <w:t xml:space="preserve">The website will be developed using HTML </w:t>
+      </w:r>
+      <w:r>
+        <w:rPr>
+          <w:rFonts w:ascii="Aptos" w:hAnsi="Aptos"/>
+        </w:rPr>
+        <w:t>,</w:t>
+      </w:r>
+      <w:r>
+        <w:rPr>
+          <w:rFonts w:ascii="Aptos" w:hAnsi="Aptos"/>
+        </w:rPr>
+        <w:t xml:space="preserve"> CSS </w:t>
+      </w:r>
+      <w:r>
+        <w:rPr>
+          <w:rFonts w:ascii="Aptos" w:hAnsi="Aptos"/>
+        </w:rPr>
+        <w:t>and Java script</w:t>
+      </w:r>
+      <w:r>
+        <w:rPr>
+          <w:rFonts w:ascii="Aptos" w:hAnsi="Aptos"/>
+        </w:rPr>
+        <w:t xml:space="preserve"> Visual Studio </w:t>
       </w:r>
       <w:r>
         <w:rPr>
@@ -3592,9 +3616,9 @@
           <w:lang w:val="en-US"/>
         </w:rPr>
         <w:drawing>
-          <wp:inline distT="0" distB="0" distL="0" distR="0" wp14:anchorId="4411971C" wp14:editId="33E9E450">
-            <wp:extent cx="6426835" cy="7244862"/>
-            <wp:effectExtent l="0" t="57150" r="0" b="0"/>
+          <wp:inline distT="0" distB="0" distL="0" distR="0" wp14:anchorId="27ED73EB" wp14:editId="15346EBA">
+            <wp:extent cx="5943600" cy="6699885"/>
+            <wp:effectExtent l="0" t="95250" r="0" b="0"/>
             <wp:docPr id="617722552" name="Diagram 2"/>
             <wp:cNvGraphicFramePr/>
             <a:graphic xmlns:a="http://schemas.openxmlformats.org/drawingml/2006/main">
@@ -4512,6 +4536,7 @@
   <w:style w:type="character" w:default="1" w:styleId="DefaultParagraphFont">
     <w:name w:val="Default Paragraph Font"/>
     <w:uiPriority w:val="1"/>
+    <w:semiHidden/>
     <w:unhideWhenUsed/>
   </w:style>
   <w:style w:type="table" w:default="1" w:styleId="TableNormal">
@@ -6018,11 +6043,11 @@
       <dgm:prSet phldrT="[Text]" custT="1"/>
       <dgm:spPr/>
       <dgm:t>
-        <a:bodyPr/>
+        <a:bodyPr vert="vert"/>
         <a:lstStyle/>
         <a:p>
           <a:r>
-            <a:rPr lang="en-ZA" sz="1400" b="1">
+            <a:rPr lang="en-ZA" sz="1400" b="1" u="sng">
               <a:latin typeface="Aptos" panose="020B0004020202020204" pitchFamily="34" charset="0"/>
             </a:rPr>
             <a:t>Home</a:t>
@@ -6033,7 +6058,47 @@
             <a:rPr lang="en-ZA" sz="1100">
               <a:latin typeface="Aptos" panose="020B0004020202020204" pitchFamily="34" charset="0"/>
             </a:rPr>
-            <a:t>(Intro)</a:t>
+            <a:t>Header/</a:t>
+          </a:r>
+        </a:p>
+        <a:p>
+          <a:r>
+            <a:rPr lang="en-ZA" sz="1100">
+              <a:latin typeface="Aptos" panose="020B0004020202020204" pitchFamily="34" charset="0"/>
+            </a:rPr>
+            <a:t>Navigation Menue</a:t>
+          </a:r>
+        </a:p>
+        <a:p>
+          <a:r>
+            <a:rPr lang="en-ZA" sz="1100">
+              <a:latin typeface="Aptos" panose="020B0004020202020204" pitchFamily="34" charset="0"/>
+            </a:rPr>
+            <a:t>Intro</a:t>
+          </a:r>
+        </a:p>
+        <a:p>
+          <a:r>
+            <a:rPr lang="en-ZA" sz="1100">
+              <a:latin typeface="Aptos" panose="020B0004020202020204" pitchFamily="34" charset="0"/>
+            </a:rPr>
+            <a:t>Hero Image</a:t>
+          </a:r>
+        </a:p>
+        <a:p>
+          <a:r>
+            <a:rPr lang="en-ZA" sz="1100">
+              <a:latin typeface="Aptos" panose="020B0004020202020204" pitchFamily="34" charset="0"/>
+            </a:rPr>
+            <a:t>Call To Action</a:t>
+          </a:r>
+        </a:p>
+        <a:p>
+          <a:r>
+            <a:rPr lang="en-ZA" sz="1100">
+              <a:latin typeface="Aptos" panose="020B0004020202020204" pitchFamily="34" charset="0"/>
+            </a:rPr>
+            <a:t>Footer</a:t>
           </a:r>
         </a:p>
       </dgm:t>
@@ -6068,7 +6133,7 @@
         <a:lstStyle/>
         <a:p>
           <a:r>
-            <a:rPr lang="en-ZA" sz="1400" b="1">
+            <a:rPr lang="en-ZA" sz="1400" b="1" u="sng">
               <a:latin typeface="Aptos" panose="020B0004020202020204" pitchFamily="34" charset="0"/>
             </a:rPr>
             <a:t>Enquiry</a:t>
@@ -6079,15 +6144,7 @@
             <a:rPr lang="en-ZA" sz="1200">
               <a:latin typeface="Aptos" panose="020B0004020202020204" pitchFamily="34" charset="0"/>
             </a:rPr>
-            <a:t>Form</a:t>
-          </a:r>
-        </a:p>
-        <a:p>
-          <a:r>
-            <a:rPr lang="en-ZA" sz="1200">
-              <a:latin typeface="Aptos" panose="020B0004020202020204" pitchFamily="34" charset="0"/>
-            </a:rPr>
-            <a:t>Based on what clients need</a:t>
+            <a:t>Form for product/service enquines</a:t>
           </a:r>
         </a:p>
       </dgm:t>
@@ -6122,12 +6179,12 @@
         <a:lstStyle/>
         <a:p>
           <a:r>
-            <a:rPr lang="en-ZA" sz="1400" b="1">
+            <a:rPr lang="en-ZA" sz="1400" b="1" u="sng">
               <a:latin typeface="Aptos" panose="020B0004020202020204" pitchFamily="34" charset="0"/>
             </a:rPr>
             <a:t>Contact</a:t>
           </a:r>
-          <a:endParaRPr lang="en-ZA" sz="1100" b="0">
+          <a:endParaRPr lang="en-ZA" sz="1100" b="0" u="sng">
             <a:latin typeface="Aptos" panose="020B0004020202020204" pitchFamily="34" charset="0"/>
           </a:endParaRPr>
         </a:p>
@@ -6136,7 +6193,7 @@
             <a:rPr lang="en-ZA" sz="1200" b="0">
               <a:latin typeface="Aptos" panose="020B0004020202020204" pitchFamily="34" charset="0"/>
             </a:rPr>
-            <a:t>Buissnes Detail</a:t>
+            <a:t>Contact information, map</a:t>
           </a:r>
         </a:p>
       </dgm:t>
@@ -6171,26 +6228,21 @@
         <a:lstStyle/>
         <a:p>
           <a:r>
-            <a:rPr lang="en-ZA" sz="1400" b="1"/>
+            <a:rPr lang="en-ZA" sz="1400" b="1" u="sng"/>
             <a:t>About</a:t>
           </a:r>
         </a:p>
         <a:p>
           <a:r>
-            <a:rPr lang="en-ZA" sz="1200" b="0"/>
-            <a:t>Our story</a:t>
+            <a:rPr lang="en-ZA" sz="1200" b="0" u="none">
+              <a:latin typeface="Aptos" panose="020B0004020202020204" pitchFamily="34" charset="0"/>
+            </a:rPr>
+            <a:t>,Organisation's history, mission, vision, team members and footer</a:t>
           </a:r>
-        </a:p>
-        <a:p>
           <a:r>
-            <a:rPr lang="en-ZA" sz="1200" b="0"/>
-            <a:t>The team</a:t>
-          </a:r>
-        </a:p>
-        <a:p>
-          <a:r>
-            <a:rPr lang="en-ZA" sz="1200" b="0"/>
-            <a:t>reviews</a:t>
+            <a:rPr lang="en-ZA" sz="1400" b="1" u="sng"/>
+            <a:t>
+</a:t>
           </a:r>
         </a:p>
       </dgm:t>
@@ -6225,7 +6277,7 @@
         <a:lstStyle/>
         <a:p>
           <a:r>
-            <a:rPr lang="en-ZA" sz="1400" b="1">
+            <a:rPr lang="en-ZA" sz="1400" b="1" u="sng">
               <a:latin typeface="Aptos" panose="020B0004020202020204" pitchFamily="34" charset="0"/>
             </a:rPr>
             <a:t>Services</a:t>
@@ -6236,15 +6288,7 @@
             <a:rPr lang="en-ZA" sz="1200">
               <a:latin typeface="Aptos" panose="020B0004020202020204" pitchFamily="34" charset="0"/>
             </a:rPr>
-            <a:t>Offers </a:t>
-          </a:r>
-        </a:p>
-        <a:p>
-          <a:r>
-            <a:rPr lang="en-ZA" sz="1200">
-              <a:latin typeface="Aptos" panose="020B0004020202020204" pitchFamily="34" charset="0"/>
-            </a:rPr>
-            <a:t> Pricing</a:t>
+            <a:t>Offers and Pricing</a:t>
           </a:r>
         </a:p>
       </dgm:t>
@@ -6288,7 +6332,7 @@
       <dgm:spPr/>
     </dgm:pt>
     <dgm:pt modelId="{F9761A3D-BD27-4661-BFA2-D015331A3776}" type="pres">
-      <dgm:prSet presAssocID="{B4C21EB2-0897-49B5-BF95-50FF8E2D9A73}" presName="LevelOneTextNode" presStyleLbl="node0" presStyleIdx="0" presStyleCnt="1">
+      <dgm:prSet presAssocID="{B4C21EB2-0897-49B5-BF95-50FF8E2D9A73}" presName="LevelOneTextNode" presStyleLbl="node0" presStyleIdx="0" presStyleCnt="1" custLinFactNeighborX="-10960" custLinFactNeighborY="-278">
         <dgm:presLayoutVars>
           <dgm:chPref val="3"/>
         </dgm:presLayoutVars>
@@ -6465,8 +6509,8 @@
       </dsp:nvSpPr>
       <dsp:spPr>
         <a:xfrm>
-          <a:off x="1303189" y="3622431"/>
-          <a:ext cx="853616" cy="2439834"/>
+          <a:off x="1203362" y="3332335"/>
+          <a:ext cx="791307" cy="2273911"/>
         </a:xfrm>
         <a:custGeom>
           <a:avLst/>
@@ -6480,13 +6524,13 @@
                 <a:pt x="0" y="0"/>
               </a:moveTo>
               <a:lnTo>
-                <a:pt x="426808" y="0"/>
+                <a:pt x="395653" y="0"/>
               </a:lnTo>
               <a:lnTo>
-                <a:pt x="426808" y="2439834"/>
+                <a:pt x="395653" y="2273911"/>
               </a:lnTo>
               <a:lnTo>
-                <a:pt x="853616" y="2439834"/>
+                <a:pt x="791307" y="2273911"/>
               </a:lnTo>
             </a:path>
           </a:pathLst>
@@ -6525,7 +6569,7 @@
         </a:bodyPr>
         <a:lstStyle/>
         <a:p>
-          <a:pPr marL="0" lvl="0" indent="0" algn="ctr" defTabSz="400050">
+          <a:pPr marL="0" lvl="0" indent="0" algn="ctr" defTabSz="355600">
             <a:lnSpc>
               <a:spcPct val="90000"/>
             </a:lnSpc>
@@ -6537,12 +6581,12 @@
             </a:spcAft>
             <a:buNone/>
           </a:pPr>
-          <a:endParaRPr lang="en-ZA" sz="900" kern="1200"/>
+          <a:endParaRPr lang="en-ZA" sz="800" kern="1200"/>
         </a:p>
       </dsp:txBody>
       <dsp:txXfrm>
-        <a:off x="1665376" y="4777727"/>
-        <a:ext cx="129242" cy="129242"/>
+        <a:off x="1538824" y="4409099"/>
+        <a:ext cx="120383" cy="120383"/>
       </dsp:txXfrm>
     </dsp:sp>
     <dsp:sp modelId="{521EE06D-D8B0-4D69-B156-29CF798404FF}">
@@ -6552,8 +6596,8 @@
       </dsp:nvSpPr>
       <dsp:spPr>
         <a:xfrm>
-          <a:off x="1303189" y="3622431"/>
-          <a:ext cx="853616" cy="813278"/>
+          <a:off x="1203362" y="3332335"/>
+          <a:ext cx="791307" cy="769708"/>
         </a:xfrm>
         <a:custGeom>
           <a:avLst/>
@@ -6567,13 +6611,13 @@
                 <a:pt x="0" y="0"/>
               </a:moveTo>
               <a:lnTo>
-                <a:pt x="426808" y="0"/>
+                <a:pt x="395653" y="0"/>
               </a:lnTo>
               <a:lnTo>
-                <a:pt x="426808" y="813278"/>
+                <a:pt x="395653" y="769708"/>
               </a:lnTo>
               <a:lnTo>
-                <a:pt x="853616" y="813278"/>
+                <a:pt x="791307" y="769708"/>
               </a:lnTo>
             </a:path>
           </a:pathLst>
@@ -6628,8 +6672,8 @@
         </a:p>
       </dsp:txBody>
       <dsp:txXfrm>
-        <a:off x="1700522" y="3999594"/>
-        <a:ext cx="58950" cy="58950"/>
+        <a:off x="1571418" y="3689591"/>
+        <a:ext cx="55195" cy="55195"/>
       </dsp:txXfrm>
     </dsp:sp>
     <dsp:sp modelId="{0974F44A-136F-4341-B08E-506C72B35331}">
@@ -6639,8 +6683,8 @@
       </dsp:nvSpPr>
       <dsp:spPr>
         <a:xfrm>
-          <a:off x="1303189" y="2809152"/>
-          <a:ext cx="853616" cy="813278"/>
+          <a:off x="1203362" y="2597841"/>
+          <a:ext cx="791307" cy="734494"/>
         </a:xfrm>
         <a:custGeom>
           <a:avLst/>
@@ -6651,16 +6695,16 @@
           <a:pathLst>
             <a:path>
               <a:moveTo>
-                <a:pt x="0" y="813278"/>
+                <a:pt x="0" y="734494"/>
               </a:moveTo>
               <a:lnTo>
-                <a:pt x="426808" y="813278"/>
+                <a:pt x="395653" y="734494"/>
               </a:lnTo>
               <a:lnTo>
-                <a:pt x="426808" y="0"/>
+                <a:pt x="395653" y="0"/>
               </a:lnTo>
               <a:lnTo>
-                <a:pt x="853616" y="0"/>
+                <a:pt x="791307" y="0"/>
               </a:lnTo>
             </a:path>
           </a:pathLst>
@@ -6715,8 +6759,8 @@
         </a:p>
       </dsp:txBody>
       <dsp:txXfrm>
-        <a:off x="1700522" y="3186316"/>
-        <a:ext cx="58950" cy="58950"/>
+        <a:off x="1572024" y="2938096"/>
+        <a:ext cx="53982" cy="53982"/>
       </dsp:txXfrm>
     </dsp:sp>
     <dsp:sp modelId="{CADE9A54-F7C9-4BB4-9F5C-9F4E0FE78E79}">
@@ -6726,8 +6770,8 @@
       </dsp:nvSpPr>
       <dsp:spPr>
         <a:xfrm>
-          <a:off x="1303189" y="1182596"/>
-          <a:ext cx="853616" cy="2439834"/>
+          <a:off x="1203362" y="1093638"/>
+          <a:ext cx="791307" cy="2238696"/>
         </a:xfrm>
         <a:custGeom>
           <a:avLst/>
@@ -6738,16 +6782,16 @@
           <a:pathLst>
             <a:path>
               <a:moveTo>
-                <a:pt x="0" y="2439834"/>
+                <a:pt x="0" y="2238696"/>
               </a:moveTo>
               <a:lnTo>
-                <a:pt x="426808" y="2439834"/>
+                <a:pt x="395653" y="2238696"/>
               </a:lnTo>
               <a:lnTo>
-                <a:pt x="426808" y="0"/>
+                <a:pt x="395653" y="0"/>
               </a:lnTo>
               <a:lnTo>
-                <a:pt x="853616" y="0"/>
+                <a:pt x="791307" y="0"/>
               </a:lnTo>
             </a:path>
           </a:pathLst>
@@ -6786,7 +6830,7 @@
         </a:bodyPr>
         <a:lstStyle/>
         <a:p>
-          <a:pPr marL="0" lvl="0" indent="0" algn="ctr" defTabSz="400050">
+          <a:pPr marL="0" lvl="0" indent="0" algn="ctr" defTabSz="355600">
             <a:lnSpc>
               <a:spcPct val="90000"/>
             </a:lnSpc>
@@ -6798,12 +6842,12 @@
             </a:spcAft>
             <a:buNone/>
           </a:pPr>
-          <a:endParaRPr lang="en-ZA" sz="900" kern="1200"/>
+          <a:endParaRPr lang="en-ZA" sz="800" kern="1200"/>
         </a:p>
       </dsp:txBody>
       <dsp:txXfrm>
-        <a:off x="1665376" y="2337892"/>
-        <a:ext cx="129242" cy="129242"/>
+        <a:off x="1539655" y="2153626"/>
+        <a:ext cx="118721" cy="118721"/>
       </dsp:txXfrm>
     </dsp:sp>
     <dsp:sp modelId="{F9761A3D-BD27-4661-BFA2-D015331A3776}">
@@ -6813,8 +6857,8 @@
       </dsp:nvSpPr>
       <dsp:spPr>
         <a:xfrm rot="16200000">
-          <a:off x="-2771762" y="2971808"/>
-          <a:ext cx="6848658" cy="1301245"/>
+          <a:off x="-2565061" y="2730654"/>
+          <a:ext cx="6333485" cy="1203362"/>
         </a:xfrm>
         <a:prstGeom prst="rect">
           <a:avLst/>
@@ -6853,7 +6897,7 @@
         </a:fontRef>
       </dsp:style>
       <dsp:txBody>
-        <a:bodyPr spcFirstLastPara="0" vert="horz" wrap="square" lIns="8890" tIns="8890" rIns="8890" bIns="8890" numCol="1" spcCol="1270" anchor="ctr" anchorCtr="0">
+        <a:bodyPr spcFirstLastPara="0" vert="vert" wrap="square" lIns="8890" tIns="8890" rIns="8890" bIns="8890" numCol="1" spcCol="1270" anchor="ctr" anchorCtr="0">
           <a:noAutofit/>
         </a:bodyPr>
         <a:lstStyle/>
@@ -6871,7 +6915,7 @@
             <a:buNone/>
           </a:pPr>
           <a:r>
-            <a:rPr lang="en-ZA" sz="1400" b="1" kern="1200">
+            <a:rPr lang="en-ZA" sz="1400" b="1" u="sng" kern="1200">
               <a:latin typeface="Aptos" panose="020B0004020202020204" pitchFamily="34" charset="0"/>
             </a:rPr>
             <a:t>Home</a:t>
@@ -6894,13 +6938,113 @@
             <a:rPr lang="en-ZA" sz="1100" kern="1200">
               <a:latin typeface="Aptos" panose="020B0004020202020204" pitchFamily="34" charset="0"/>
             </a:rPr>
-            <a:t>(Intro)</a:t>
+            <a:t>Header/</a:t>
+          </a:r>
+        </a:p>
+        <a:p>
+          <a:pPr marL="0" lvl="0" indent="0" algn="ctr" defTabSz="622300">
+            <a:lnSpc>
+              <a:spcPct val="90000"/>
+            </a:lnSpc>
+            <a:spcBef>
+              <a:spcPct val="0"/>
+            </a:spcBef>
+            <a:spcAft>
+              <a:spcPct val="35000"/>
+            </a:spcAft>
+            <a:buNone/>
+          </a:pPr>
+          <a:r>
+            <a:rPr lang="en-ZA" sz="1100" kern="1200">
+              <a:latin typeface="Aptos" panose="020B0004020202020204" pitchFamily="34" charset="0"/>
+            </a:rPr>
+            <a:t>Navigation Menue</a:t>
+          </a:r>
+        </a:p>
+        <a:p>
+          <a:pPr marL="0" lvl="0" indent="0" algn="ctr" defTabSz="622300">
+            <a:lnSpc>
+              <a:spcPct val="90000"/>
+            </a:lnSpc>
+            <a:spcBef>
+              <a:spcPct val="0"/>
+            </a:spcBef>
+            <a:spcAft>
+              <a:spcPct val="35000"/>
+            </a:spcAft>
+            <a:buNone/>
+          </a:pPr>
+          <a:r>
+            <a:rPr lang="en-ZA" sz="1100" kern="1200">
+              <a:latin typeface="Aptos" panose="020B0004020202020204" pitchFamily="34" charset="0"/>
+            </a:rPr>
+            <a:t>Intro</a:t>
+          </a:r>
+        </a:p>
+        <a:p>
+          <a:pPr marL="0" lvl="0" indent="0" algn="ctr" defTabSz="622300">
+            <a:lnSpc>
+              <a:spcPct val="90000"/>
+            </a:lnSpc>
+            <a:spcBef>
+              <a:spcPct val="0"/>
+            </a:spcBef>
+            <a:spcAft>
+              <a:spcPct val="35000"/>
+            </a:spcAft>
+            <a:buNone/>
+          </a:pPr>
+          <a:r>
+            <a:rPr lang="en-ZA" sz="1100" kern="1200">
+              <a:latin typeface="Aptos" panose="020B0004020202020204" pitchFamily="34" charset="0"/>
+            </a:rPr>
+            <a:t>Hero Image</a:t>
+          </a:r>
+        </a:p>
+        <a:p>
+          <a:pPr marL="0" lvl="0" indent="0" algn="ctr" defTabSz="622300">
+            <a:lnSpc>
+              <a:spcPct val="90000"/>
+            </a:lnSpc>
+            <a:spcBef>
+              <a:spcPct val="0"/>
+            </a:spcBef>
+            <a:spcAft>
+              <a:spcPct val="35000"/>
+            </a:spcAft>
+            <a:buNone/>
+          </a:pPr>
+          <a:r>
+            <a:rPr lang="en-ZA" sz="1100" kern="1200">
+              <a:latin typeface="Aptos" panose="020B0004020202020204" pitchFamily="34" charset="0"/>
+            </a:rPr>
+            <a:t>Call To Action</a:t>
+          </a:r>
+        </a:p>
+        <a:p>
+          <a:pPr marL="0" lvl="0" indent="0" algn="ctr" defTabSz="622300">
+            <a:lnSpc>
+              <a:spcPct val="90000"/>
+            </a:lnSpc>
+            <a:spcBef>
+              <a:spcPct val="0"/>
+            </a:spcBef>
+            <a:spcAft>
+              <a:spcPct val="35000"/>
+            </a:spcAft>
+            <a:buNone/>
+          </a:pPr>
+          <a:r>
+            <a:rPr lang="en-ZA" sz="1100" kern="1200">
+              <a:latin typeface="Aptos" panose="020B0004020202020204" pitchFamily="34" charset="0"/>
+            </a:rPr>
+            <a:t>Footer</a:t>
           </a:r>
         </a:p>
       </dsp:txBody>
       <dsp:txXfrm>
-        <a:off x="-2771762" y="2971808"/>
-        <a:ext cx="6848658" cy="1301245"/>
+        <a:off x="-2565061" y="2730654"/>
+        <a:ext cx="6333485" cy="1203362"/>
       </dsp:txXfrm>
     </dsp:sp>
     <dsp:sp modelId="{05CF8420-4CB5-4692-80DD-60944C26DC6C}">
@@ -6910,8 +7054,8 @@
       </dsp:nvSpPr>
       <dsp:spPr>
         <a:xfrm>
-          <a:off x="2156806" y="531973"/>
-          <a:ext cx="4268084" cy="1301245"/>
+          <a:off x="1994669" y="491957"/>
+          <a:ext cx="3947027" cy="1203362"/>
         </a:xfrm>
         <a:prstGeom prst="rect">
           <a:avLst/>
@@ -6968,7 +7112,7 @@
             <a:buNone/>
           </a:pPr>
           <a:r>
-            <a:rPr lang="en-ZA" sz="1400" b="1" kern="1200"/>
+            <a:rPr lang="en-ZA" sz="1400" b="1" u="sng" kern="1200"/>
             <a:t>About</a:t>
           </a:r>
         </a:p>
@@ -6986,50 +7130,21 @@
             <a:buNone/>
           </a:pPr>
           <a:r>
-            <a:rPr lang="en-ZA" sz="1200" b="0" kern="1200"/>
-            <a:t>Our story</a:t>
+            <a:rPr lang="en-ZA" sz="1200" b="0" u="none" kern="1200">
+              <a:latin typeface="Aptos" panose="020B0004020202020204" pitchFamily="34" charset="0"/>
+            </a:rPr>
+            <a:t>,Organisation's history, mission, vision, team members and footer</a:t>
           </a:r>
-        </a:p>
-        <a:p>
-          <a:pPr marL="0" lvl="0" indent="0" algn="ctr" defTabSz="622300">
-            <a:lnSpc>
-              <a:spcPct val="90000"/>
-            </a:lnSpc>
-            <a:spcBef>
-              <a:spcPct val="0"/>
-            </a:spcBef>
-            <a:spcAft>
-              <a:spcPct val="35000"/>
-            </a:spcAft>
-            <a:buNone/>
-          </a:pPr>
           <a:r>
-            <a:rPr lang="en-ZA" sz="1200" b="0" kern="1200"/>
-            <a:t>The team</a:t>
-          </a:r>
-        </a:p>
-        <a:p>
-          <a:pPr marL="0" lvl="0" indent="0" algn="ctr" defTabSz="622300">
-            <a:lnSpc>
-              <a:spcPct val="90000"/>
-            </a:lnSpc>
-            <a:spcBef>
-              <a:spcPct val="0"/>
-            </a:spcBef>
-            <a:spcAft>
-              <a:spcPct val="35000"/>
-            </a:spcAft>
-            <a:buNone/>
-          </a:pPr>
-          <a:r>
-            <a:rPr lang="en-ZA" sz="1200" b="0" kern="1200"/>
-            <a:t>reviews</a:t>
+            <a:rPr lang="en-ZA" sz="1400" b="1" u="sng" kern="1200"/>
+            <a:t>
+</a:t>
           </a:r>
         </a:p>
       </dsp:txBody>
       <dsp:txXfrm>
-        <a:off x="2156806" y="531973"/>
-        <a:ext cx="4268084" cy="1301245"/>
+        <a:off x="1994669" y="491957"/>
+        <a:ext cx="3947027" cy="1203362"/>
       </dsp:txXfrm>
     </dsp:sp>
     <dsp:sp modelId="{31625219-AB69-4CBB-9A0C-EA6268078F17}">
@@ -7039,8 +7154,8 @@
       </dsp:nvSpPr>
       <dsp:spPr>
         <a:xfrm>
-          <a:off x="2156806" y="2158530"/>
-          <a:ext cx="4268084" cy="1301245"/>
+          <a:off x="1994669" y="1996160"/>
+          <a:ext cx="3947027" cy="1203362"/>
         </a:xfrm>
         <a:prstGeom prst="rect">
           <a:avLst/>
@@ -7097,7 +7212,7 @@
             <a:buNone/>
           </a:pPr>
           <a:r>
-            <a:rPr lang="en-ZA" sz="1400" b="1" kern="1200">
+            <a:rPr lang="en-ZA" sz="1400" b="1" u="sng" kern="1200">
               <a:latin typeface="Aptos" panose="020B0004020202020204" pitchFamily="34" charset="0"/>
             </a:rPr>
             <a:t>Services</a:t>
@@ -7120,33 +7235,13 @@
             <a:rPr lang="en-ZA" sz="1200" kern="1200">
               <a:latin typeface="Aptos" panose="020B0004020202020204" pitchFamily="34" charset="0"/>
             </a:rPr>
-            <a:t>Offers </a:t>
-          </a:r>
-        </a:p>
-        <a:p>
-          <a:pPr marL="0" lvl="0" indent="0" algn="ctr" defTabSz="622300">
-            <a:lnSpc>
-              <a:spcPct val="90000"/>
-            </a:lnSpc>
-            <a:spcBef>
-              <a:spcPct val="0"/>
-            </a:spcBef>
-            <a:spcAft>
-              <a:spcPct val="35000"/>
-            </a:spcAft>
-            <a:buNone/>
-          </a:pPr>
-          <a:r>
-            <a:rPr lang="en-ZA" sz="1200" kern="1200">
-              <a:latin typeface="Aptos" panose="020B0004020202020204" pitchFamily="34" charset="0"/>
-            </a:rPr>
-            <a:t> Pricing</a:t>
+            <a:t>Offers and Pricing</a:t>
           </a:r>
         </a:p>
       </dsp:txBody>
       <dsp:txXfrm>
-        <a:off x="2156806" y="2158530"/>
-        <a:ext cx="4268084" cy="1301245"/>
+        <a:off x="1994669" y="1996160"/>
+        <a:ext cx="3947027" cy="1203362"/>
       </dsp:txXfrm>
     </dsp:sp>
     <dsp:sp modelId="{249DA70A-7D55-46C6-9D31-156B6438599D}">
@@ -7156,8 +7251,8 @@
       </dsp:nvSpPr>
       <dsp:spPr>
         <a:xfrm>
-          <a:off x="2156806" y="3785086"/>
-          <a:ext cx="4268084" cy="1301245"/>
+          <a:off x="1994669" y="3500362"/>
+          <a:ext cx="3947027" cy="1203362"/>
         </a:xfrm>
         <a:prstGeom prst="rect">
           <a:avLst/>
@@ -7214,7 +7309,7 @@
             <a:buNone/>
           </a:pPr>
           <a:r>
-            <a:rPr lang="en-ZA" sz="1400" b="1" kern="1200">
+            <a:rPr lang="en-ZA" sz="1400" b="1" u="sng" kern="1200">
               <a:latin typeface="Aptos" panose="020B0004020202020204" pitchFamily="34" charset="0"/>
             </a:rPr>
             <a:t>Enquiry</a:t>
@@ -7237,33 +7332,13 @@
             <a:rPr lang="en-ZA" sz="1200" kern="1200">
               <a:latin typeface="Aptos" panose="020B0004020202020204" pitchFamily="34" charset="0"/>
             </a:rPr>
-            <a:t>Form</a:t>
-          </a:r>
-        </a:p>
-        <a:p>
-          <a:pPr marL="0" lvl="0" indent="0" algn="ctr" defTabSz="622300">
-            <a:lnSpc>
-              <a:spcPct val="90000"/>
-            </a:lnSpc>
-            <a:spcBef>
-              <a:spcPct val="0"/>
-            </a:spcBef>
-            <a:spcAft>
-              <a:spcPct val="35000"/>
-            </a:spcAft>
-            <a:buNone/>
-          </a:pPr>
-          <a:r>
-            <a:rPr lang="en-ZA" sz="1200" kern="1200">
-              <a:latin typeface="Aptos" panose="020B0004020202020204" pitchFamily="34" charset="0"/>
-            </a:rPr>
-            <a:t>Based on what clients need</a:t>
+            <a:t>Form for product/service enquines</a:t>
           </a:r>
         </a:p>
       </dsp:txBody>
       <dsp:txXfrm>
-        <a:off x="2156806" y="3785086"/>
-        <a:ext cx="4268084" cy="1301245"/>
+        <a:off x="1994669" y="3500362"/>
+        <a:ext cx="3947027" cy="1203362"/>
       </dsp:txXfrm>
     </dsp:sp>
     <dsp:sp modelId="{C17395E6-2BA8-41CB-B99B-8B719609AB6E}">
@@ -7273,8 +7348,8 @@
       </dsp:nvSpPr>
       <dsp:spPr>
         <a:xfrm>
-          <a:off x="2156806" y="5411643"/>
-          <a:ext cx="4268084" cy="1301245"/>
+          <a:off x="1994669" y="5004565"/>
+          <a:ext cx="3947027" cy="1203362"/>
         </a:xfrm>
         <a:prstGeom prst="rect">
           <a:avLst/>
@@ -7331,12 +7406,12 @@
             <a:buNone/>
           </a:pPr>
           <a:r>
-            <a:rPr lang="en-ZA" sz="1400" b="1" kern="1200">
+            <a:rPr lang="en-ZA" sz="1400" b="1" u="sng" kern="1200">
               <a:latin typeface="Aptos" panose="020B0004020202020204" pitchFamily="34" charset="0"/>
             </a:rPr>
             <a:t>Contact</a:t>
           </a:r>
-          <a:endParaRPr lang="en-ZA" sz="1100" b="0" kern="1200">
+          <a:endParaRPr lang="en-ZA" sz="1100" b="0" u="sng" kern="1200">
             <a:latin typeface="Aptos" panose="020B0004020202020204" pitchFamily="34" charset="0"/>
           </a:endParaRPr>
         </a:p>
@@ -7357,13 +7432,13 @@
             <a:rPr lang="en-ZA" sz="1200" b="0" kern="1200">
               <a:latin typeface="Aptos" panose="020B0004020202020204" pitchFamily="34" charset="0"/>
             </a:rPr>
-            <a:t>Buissnes Detail</a:t>
+            <a:t>Contact information, map</a:t>
           </a:r>
         </a:p>
       </dsp:txBody>
       <dsp:txXfrm>
-        <a:off x="2156806" y="5411643"/>
-        <a:ext cx="4268084" cy="1301245"/>
+        <a:off x="1994669" y="5004565"/>
+        <a:ext cx="3947027" cy="1203362"/>
       </dsp:txXfrm>
     </dsp:sp>
   </dsp:spTree>
